--- a/roadmap.docx
+++ b/roadmap.docx
@@ -128,6 +128,1038 @@
       </w:r>
       <w:r>
         <w:t xml:space="preserve"> Rollenabhängige Navigation</w:t>
+      </w:r>
+    </w:p>
+    <w:p>
+      <w:pPr>
+        <w:pStyle w:val="berschrift2"/>
+      </w:pPr>
+      <w:r>
+        <w:t>Phase 5 – Datenbank</w:t>
+      </w:r>
+    </w:p>
+    <w:p>
+      <w:r>
+        <w:rPr>
+          <w:rFonts w:ascii="Segoe UI Emoji" w:hAnsi="Segoe UI Emoji" w:cs="Segoe UI Emoji"/>
+        </w:rPr>
+        <w:t>✅</w:t>
+      </w:r>
+      <w:r>
+        <w:t xml:space="preserve"> SQLite integriert</w:t>
+      </w:r>
+    </w:p>
+    <w:p>
+      <w:r>
+        <w:rPr>
+          <w:rFonts w:ascii="Segoe UI Emoji" w:hAnsi="Segoe UI Emoji" w:cs="Segoe UI Emoji"/>
+        </w:rPr>
+        <w:t>✅</w:t>
+      </w:r>
+      <w:r>
+        <w:t xml:space="preserve"> </w:t>
+      </w:r>
+      <w:proofErr w:type="spellStart"/>
+      <w:r>
+        <w:t>users</w:t>
+      </w:r>
+      <w:proofErr w:type="spellEnd"/>
+      <w:r>
+        <w:t>-Tabelle</w:t>
+      </w:r>
+    </w:p>
+    <w:p>
+      <w:r>
+        <w:rPr>
+          <w:rFonts w:ascii="Segoe UI Emoji" w:hAnsi="Segoe UI Emoji" w:cs="Segoe UI Emoji"/>
+        </w:rPr>
+        <w:t>✅</w:t>
+      </w:r>
+      <w:r>
+        <w:t xml:space="preserve"> </w:t>
+      </w:r>
+      <w:proofErr w:type="spellStart"/>
+      <w:r>
+        <w:t>UserRepository</w:t>
+      </w:r>
+      <w:proofErr w:type="spellEnd"/>
+    </w:p>
+    <w:p>
+      <w:r>
+        <w:rPr>
+          <w:rFonts w:ascii="Segoe UI Emoji" w:hAnsi="Segoe UI Emoji" w:cs="Segoe UI Emoji"/>
+        </w:rPr>
+        <w:t>✅</w:t>
+      </w:r>
+      <w:r>
+        <w:t xml:space="preserve"> Login über Datenbank</w:t>
+      </w:r>
+    </w:p>
+    <w:p>
+      <w:r>
+        <w:t>Phase 6 – Prüfungsverwaltung</w:t>
+      </w:r>
+    </w:p>
+    <w:p>
+      <w:pPr>
+        <w:rPr>
+          <w:b/>
+          <w:bCs/>
+        </w:rPr>
+      </w:pPr>
+      <w:r>
+        <w:rPr>
+          <w:b/>
+          <w:bCs/>
+        </w:rPr>
+        <w:t>6.1 Prüfung anlegen</w:t>
+      </w:r>
+    </w:p>
+    <w:p>
+      <w:r>
+        <w:rPr>
+          <w:rFonts w:ascii="Segoe UI Emoji" w:hAnsi="Segoe UI Emoji" w:cs="Segoe UI Emoji"/>
+        </w:rPr>
+        <w:t>🔄</w:t>
+      </w:r>
+      <w:r>
+        <w:t xml:space="preserve"> </w:t>
+      </w:r>
+      <w:proofErr w:type="spellStart"/>
+      <w:r>
+        <w:t>PrüfungAnlegenGUI</w:t>
+      </w:r>
+      <w:proofErr w:type="spellEnd"/>
+      <w:r>
+        <w:br/>
+      </w:r>
+      <w:r>
+        <w:br/>
+        <w:t>Prüfungsname</w:t>
+      </w:r>
+      <w:r>
+        <w:br/>
+        <w:t>Datum</w:t>
+      </w:r>
+      <w:r>
+        <w:br/>
+        <w:t>Gruppennummer</w:t>
+      </w:r>
+      <w:r>
+        <w:br/>
+        <w:t>Dauer</w:t>
+      </w:r>
+    </w:p>
+    <w:p>
+      <w:r>
+        <w:pict w14:anchorId="2E164CA3">
+          <v:rect id="_x0000_i1121" style="width:0;height:1.5pt" o:hralign="center" o:hrstd="t" o:hr="t" fillcolor="#a0a0a0" stroked="f"/>
+        </w:pict>
+      </w:r>
+    </w:p>
+    <w:p>
+      <w:pPr>
+        <w:rPr>
+          <w:b/>
+          <w:bCs/>
+        </w:rPr>
+      </w:pPr>
+      <w:r>
+        <w:rPr>
+          <w:b/>
+          <w:bCs/>
+        </w:rPr>
+        <w:t>6.2 Dateien hochladen</w:t>
+      </w:r>
+    </w:p>
+    <w:p>
+      <w:r>
+        <w:rPr>
+          <w:rFonts w:ascii="Segoe UI Emoji" w:hAnsi="Segoe UI Emoji" w:cs="Segoe UI Emoji"/>
+        </w:rPr>
+        <w:t>🔄</w:t>
+      </w:r>
+      <w:r>
+        <w:t xml:space="preserve"> Aufgaben-Datei auswählen</w:t>
+      </w:r>
+      <w:r>
+        <w:br/>
+      </w:r>
+      <w:r>
+        <w:br/>
+        <w:t>Excel-Aufgabe.xlsx</w:t>
+      </w:r>
+    </w:p>
+    <w:p>
+      <w:r>
+        <w:rPr>
+          <w:rFonts w:ascii="Segoe UI Emoji" w:hAnsi="Segoe UI Emoji" w:cs="Segoe UI Emoji"/>
+        </w:rPr>
+        <w:lastRenderedPageBreak/>
+        <w:t>🔄</w:t>
+      </w:r>
+      <w:r>
+        <w:t xml:space="preserve"> Musterlösung auswählen</w:t>
+      </w:r>
+      <w:r>
+        <w:br/>
+      </w:r>
+      <w:r>
+        <w:br/>
+        <w:t>Loesung.xlsx</w:t>
+      </w:r>
+    </w:p>
+    <w:p>
+      <w:r>
+        <w:pict w14:anchorId="2886E335">
+          <v:rect id="_x0000_i1122" style="width:0;height:1.5pt" o:hralign="center" o:hrstd="t" o:hr="t" fillcolor="#a0a0a0" stroked="f"/>
+        </w:pict>
+      </w:r>
+    </w:p>
+    <w:p>
+      <w:pPr>
+        <w:rPr>
+          <w:b/>
+          <w:bCs/>
+        </w:rPr>
+      </w:pPr>
+      <w:r>
+        <w:rPr>
+          <w:b/>
+          <w:bCs/>
+        </w:rPr>
+        <w:t>6.3 Teilnehmerliste importieren</w:t>
+      </w:r>
+    </w:p>
+    <w:p>
+      <w:r>
+        <w:rPr>
+          <w:rFonts w:ascii="Segoe UI Emoji" w:hAnsi="Segoe UI Emoji" w:cs="Segoe UI Emoji"/>
+        </w:rPr>
+        <w:t>🔄</w:t>
+      </w:r>
+      <w:r>
+        <w:t xml:space="preserve"> Teilnehmerliste.xlsx</w:t>
+      </w:r>
+      <w:r>
+        <w:br/>
+      </w:r>
+      <w:r>
+        <w:br/>
+        <w:t>Vorname</w:t>
+      </w:r>
+      <w:r>
+        <w:br/>
+        <w:t>Nachname</w:t>
+      </w:r>
+    </w:p>
+    <w:p>
+      <w:r>
+        <w:pict w14:anchorId="59C7217F">
+          <v:rect id="_x0000_i1123" style="width:0;height:1.5pt" o:hralign="center" o:hrstd="t" o:hr="t" fillcolor="#a0a0a0" stroked="f"/>
+        </w:pict>
+      </w:r>
+    </w:p>
+    <w:p>
+      <w:pPr>
+        <w:rPr>
+          <w:b/>
+          <w:bCs/>
+        </w:rPr>
+      </w:pPr>
+      <w:r>
+        <w:rPr>
+          <w:b/>
+          <w:bCs/>
+        </w:rPr>
+        <w:t>6.4 SQLite</w:t>
+      </w:r>
+    </w:p>
+    <w:p>
+      <w:r>
+        <w:t>Tabelle:</w:t>
+      </w:r>
+    </w:p>
+    <w:p>
+      <w:proofErr w:type="spellStart"/>
+      <w:r>
+        <w:t>pruefungen</w:t>
+      </w:r>
+      <w:proofErr w:type="spellEnd"/>
+    </w:p>
+    <w:p>
+      <w:r>
+        <w:t>Attribute:</w:t>
+      </w:r>
+    </w:p>
+    <w:p>
+      <w:proofErr w:type="spellStart"/>
+      <w:r>
+        <w:t>id</w:t>
+      </w:r>
+      <w:proofErr w:type="spellEnd"/>
+      <w:r>
+        <w:br/>
+      </w:r>
+      <w:proofErr w:type="spellStart"/>
+      <w:r>
+        <w:t>name</w:t>
+      </w:r>
+      <w:proofErr w:type="spellEnd"/>
+      <w:r>
+        <w:br/>
+      </w:r>
+      <w:proofErr w:type="spellStart"/>
+      <w:r>
+        <w:t>datum</w:t>
+      </w:r>
+      <w:proofErr w:type="spellEnd"/>
+      <w:r>
+        <w:br/>
+        <w:t>gruppe</w:t>
+      </w:r>
+      <w:r>
+        <w:br/>
+      </w:r>
+      <w:proofErr w:type="spellStart"/>
+      <w:r>
+        <w:t>dauer</w:t>
+      </w:r>
+      <w:proofErr w:type="spellEnd"/>
+      <w:r>
+        <w:br/>
+      </w:r>
+      <w:proofErr w:type="spellStart"/>
+      <w:r>
+        <w:t>aufgabe</w:t>
+      </w:r>
+      <w:proofErr w:type="spellEnd"/>
+      <w:r>
+        <w:br/>
+      </w:r>
+      <w:proofErr w:type="spellStart"/>
+      <w:r>
+        <w:t>loesung</w:t>
+      </w:r>
+      <w:proofErr w:type="spellEnd"/>
+    </w:p>
+    <w:p>
+      <w:r>
+        <w:pict w14:anchorId="475CFCA6">
+          <v:rect id="_x0000_i1124" style="width:0;height:1.5pt" o:hralign="center" o:hrstd="t" o:hr="t" fillcolor="#a0a0a0" stroked="f"/>
+        </w:pict>
+      </w:r>
+    </w:p>
+    <w:p>
+      <w:pPr>
+        <w:rPr>
+          <w:b/>
+          <w:bCs/>
+        </w:rPr>
+      </w:pPr>
+      <w:r>
+        <w:rPr>
+          <w:b/>
+          <w:bCs/>
+        </w:rPr>
+        <w:t>6.5 Geplante Prüfungen</w:t>
+      </w:r>
+    </w:p>
+    <w:p>
+      <w:r>
+        <w:rPr>
+          <w:rFonts w:ascii="Segoe UI Emoji" w:hAnsi="Segoe UI Emoji" w:cs="Segoe UI Emoji"/>
+        </w:rPr>
+        <w:t>🔄</w:t>
+      </w:r>
+      <w:r>
+        <w:t xml:space="preserve"> </w:t>
+      </w:r>
+      <w:proofErr w:type="spellStart"/>
+      <w:r>
+        <w:t>DozentGUI</w:t>
+      </w:r>
+      <w:proofErr w:type="spellEnd"/>
+      <w:r>
+        <w:br/>
+      </w:r>
+      <w:r>
+        <w:br/>
+        <w:t>Geplante Prüfungen</w:t>
+      </w:r>
+    </w:p>
+    <w:p>
+      <w:r>
+        <w:t xml:space="preserve">nicht mehr </w:t>
+      </w:r>
+      <w:proofErr w:type="spellStart"/>
+      <w:r>
+        <w:t>hardcodiert</w:t>
+      </w:r>
+      <w:proofErr w:type="spellEnd"/>
+      <w:r>
+        <w:t>.</w:t>
+      </w:r>
+    </w:p>
+    <w:p>
+      <w:r>
+        <w:pict w14:anchorId="55553B47">
+          <v:rect id="_x0000_i1125" style="width:0;height:1.5pt" o:hralign="center" o:hrstd="t" o:hr="t" fillcolor="#a0a0a0" stroked="f"/>
+        </w:pict>
+      </w:r>
+    </w:p>
+    <w:p>
+      <w:pPr>
+        <w:rPr>
+          <w:b/>
+          <w:bCs/>
+        </w:rPr>
+      </w:pPr>
+      <w:r>
+        <w:rPr>
+          <w:b/>
+          <w:bCs/>
+        </w:rPr>
+        <w:t>Phase 7 – Teilnehmerverwaltung</w:t>
+      </w:r>
+    </w:p>
+    <w:p>
+      <w:pPr>
+        <w:rPr>
+          <w:b/>
+          <w:bCs/>
+        </w:rPr>
+      </w:pPr>
+      <w:r>
+        <w:rPr>
+          <w:b/>
+          <w:bCs/>
+        </w:rPr>
+        <w:t>7.1 Login-Daten generieren</w:t>
+      </w:r>
+    </w:p>
+    <w:p>
+      <w:r>
+        <w:t>Aus:</w:t>
+      </w:r>
+    </w:p>
+    <w:p>
+      <w:r>
+        <w:t>Max</w:t>
+      </w:r>
+      <w:r>
+        <w:br/>
+        <w:t>Mustermann</w:t>
+      </w:r>
+    </w:p>
+    <w:p>
+      <w:r>
+        <w:lastRenderedPageBreak/>
+        <w:t>wird:</w:t>
+      </w:r>
+    </w:p>
+    <w:p>
+      <w:proofErr w:type="spellStart"/>
+      <w:proofErr w:type="gramStart"/>
+      <w:r>
+        <w:t>max.mustermann</w:t>
+      </w:r>
+      <w:proofErr w:type="spellEnd"/>
+      <w:proofErr w:type="gramEnd"/>
+    </w:p>
+    <w:p>
+      <w:r>
+        <w:t>Passwort:</w:t>
+      </w:r>
+    </w:p>
+    <w:p>
+      <w:r>
+        <w:t>X8K4P2</w:t>
+      </w:r>
+    </w:p>
+    <w:p>
+      <w:r>
+        <w:pict w14:anchorId="41CFFDDE">
+          <v:rect id="_x0000_i1126" style="width:0;height:1.5pt" o:hralign="center" o:hrstd="t" o:hr="t" fillcolor="#a0a0a0" stroked="f"/>
+        </w:pict>
+      </w:r>
+    </w:p>
+    <w:p>
+      <w:pPr>
+        <w:rPr>
+          <w:b/>
+          <w:bCs/>
+        </w:rPr>
+      </w:pPr>
+      <w:r>
+        <w:rPr>
+          <w:b/>
+          <w:bCs/>
+        </w:rPr>
+        <w:t>7.2 Benutzer speichern</w:t>
+      </w:r>
+    </w:p>
+    <w:p>
+      <w:r>
+        <w:t>SQLite:</w:t>
+      </w:r>
+    </w:p>
+    <w:p>
+      <w:proofErr w:type="spellStart"/>
+      <w:r>
+        <w:t>teilnehmer</w:t>
+      </w:r>
+      <w:proofErr w:type="spellEnd"/>
+    </w:p>
+    <w:p>
+      <w:r>
+        <w:pict w14:anchorId="634AF6C7">
+          <v:rect id="_x0000_i1127" style="width:0;height:1.5pt" o:hralign="center" o:hrstd="t" o:hr="t" fillcolor="#a0a0a0" stroked="f"/>
+        </w:pict>
+      </w:r>
+    </w:p>
+    <w:p>
+      <w:pPr>
+        <w:rPr>
+          <w:b/>
+          <w:bCs/>
+        </w:rPr>
+      </w:pPr>
+      <w:r>
+        <w:rPr>
+          <w:b/>
+          <w:bCs/>
+        </w:rPr>
+        <w:t>7.3 Export</w:t>
+      </w:r>
+    </w:p>
+    <w:p>
+      <w:r>
+        <w:t>LoginDaten.xlsx</w:t>
+      </w:r>
+    </w:p>
+    <w:p>
+      <w:r>
+        <w:t>für die Klasse.</w:t>
+      </w:r>
+    </w:p>
+    <w:p>
+      <w:r>
+        <w:pict w14:anchorId="4DEA14EC">
+          <v:rect id="_x0000_i1128" style="width:0;height:1.5pt" o:hralign="center" o:hrstd="t" o:hr="t" fillcolor="#a0a0a0" stroked="f"/>
+        </w:pict>
+      </w:r>
+    </w:p>
+    <w:p>
+      <w:pPr>
+        <w:rPr>
+          <w:b/>
+          <w:bCs/>
+        </w:rPr>
+      </w:pPr>
+      <w:r>
+        <w:rPr>
+          <w:b/>
+          <w:bCs/>
+        </w:rPr>
+        <w:t>Phase 8 – Prüfungsdurchführung</w:t>
+      </w:r>
+    </w:p>
+    <w:p>
+      <w:pPr>
+        <w:rPr>
+          <w:b/>
+          <w:bCs/>
+        </w:rPr>
+      </w:pPr>
+      <w:r>
+        <w:rPr>
+          <w:b/>
+          <w:bCs/>
+        </w:rPr>
+        <w:t>8.1 Student meldet sich an</w:t>
+      </w:r>
+    </w:p>
+    <w:p>
+      <w:r>
+        <w:t>Login</w:t>
+      </w:r>
+      <w:r>
+        <w:br/>
+        <w:t>↓</w:t>
+      </w:r>
+      <w:r>
+        <w:br/>
+        <w:t>Eigene Prüfung sehen</w:t>
+      </w:r>
+    </w:p>
+    <w:p>
+      <w:r>
+        <w:pict w14:anchorId="28317967">
+          <v:rect id="_x0000_i1129" style="width:0;height:1.5pt" o:hralign="center" o:hrstd="t" o:hr="t" fillcolor="#a0a0a0" stroked="f"/>
+        </w:pict>
+      </w:r>
+    </w:p>
+    <w:p>
+      <w:pPr>
+        <w:rPr>
+          <w:b/>
+          <w:bCs/>
+        </w:rPr>
+      </w:pPr>
+      <w:r>
+        <w:rPr>
+          <w:b/>
+          <w:bCs/>
+        </w:rPr>
+        <w:t>8.2 Prüfung starten</w:t>
+      </w:r>
+    </w:p>
+    <w:p>
+      <w:r>
+        <w:t>Startzeit speichern</w:t>
+      </w:r>
+    </w:p>
+    <w:p>
+      <w:r>
+        <w:pict w14:anchorId="0D0B2BD4">
+          <v:rect id="_x0000_i1130" style="width:0;height:1.5pt" o:hralign="center" o:hrstd="t" o:hr="t" fillcolor="#a0a0a0" stroked="f"/>
+        </w:pict>
+      </w:r>
+    </w:p>
+    <w:p>
+      <w:pPr>
+        <w:rPr>
+          <w:b/>
+          <w:bCs/>
+        </w:rPr>
+      </w:pPr>
+      <w:r>
+        <w:rPr>
+          <w:b/>
+          <w:bCs/>
+        </w:rPr>
+        <w:t>8.3 Upload</w:t>
+      </w:r>
+    </w:p>
+    <w:p>
+      <w:r>
+        <w:t>Abgabezeit speichern</w:t>
+      </w:r>
+    </w:p>
+    <w:p>
+      <w:r>
+        <w:pict w14:anchorId="009D1B77">
+          <v:rect id="_x0000_i1131" style="width:0;height:1.5pt" o:hralign="center" o:hrstd="t" o:hr="t" fillcolor="#a0a0a0" stroked="f"/>
+        </w:pict>
+      </w:r>
+    </w:p>
+    <w:p>
+      <w:pPr>
+        <w:rPr>
+          <w:b/>
+          <w:bCs/>
+        </w:rPr>
+      </w:pPr>
+      <w:r>
+        <w:rPr>
+          <w:b/>
+          <w:bCs/>
+        </w:rPr>
+        <w:t>8.4 Anzeige</w:t>
+      </w:r>
+    </w:p>
+    <w:p>
+      <w:r>
+        <w:t>Nach Upload:</w:t>
+      </w:r>
+    </w:p>
+    <w:p>
+      <w:r>
+        <w:t>Abgabe erfolgreich</w:t>
+      </w:r>
+      <w:r>
+        <w:br/>
+      </w:r>
+      <w:r>
+        <w:br/>
+      </w:r>
+      <w:proofErr w:type="gramStart"/>
+      <w:r>
+        <w:t>Abgegeben</w:t>
+      </w:r>
+      <w:proofErr w:type="gramEnd"/>
+      <w:r>
+        <w:t>:</w:t>
+      </w:r>
+      <w:r>
+        <w:br/>
+      </w:r>
+      <w:r>
+        <w:lastRenderedPageBreak/>
+        <w:t>Datum/Uhrzeit</w:t>
+      </w:r>
+      <w:r>
+        <w:br/>
+      </w:r>
+      <w:r>
+        <w:br/>
+        <w:t>Bearbeitungszeit:</w:t>
+      </w:r>
+      <w:r>
+        <w:br/>
+      </w:r>
+      <w:proofErr w:type="spellStart"/>
+      <w:r>
+        <w:t>hh:</w:t>
+      </w:r>
+      <w:proofErr w:type="gramStart"/>
+      <w:r>
+        <w:t>mm:ss</w:t>
+      </w:r>
+      <w:proofErr w:type="spellEnd"/>
+      <w:proofErr w:type="gramEnd"/>
+    </w:p>
+    <w:p>
+      <w:r>
+        <w:pict w14:anchorId="26336798">
+          <v:rect id="_x0000_i1132" style="width:0;height:1.5pt" o:hralign="center" o:hrstd="t" o:hr="t" fillcolor="#a0a0a0" stroked="f"/>
+        </w:pict>
+      </w:r>
+    </w:p>
+    <w:p>
+      <w:pPr>
+        <w:rPr>
+          <w:b/>
+          <w:bCs/>
+        </w:rPr>
+      </w:pPr>
+      <w:r>
+        <w:rPr>
+          <w:b/>
+          <w:bCs/>
+        </w:rPr>
+        <w:t>Phase 9 – Dynamische Bewertung</w:t>
+      </w:r>
+    </w:p>
+    <w:p>
+      <w:pPr>
+        <w:rPr>
+          <w:b/>
+          <w:bCs/>
+        </w:rPr>
+      </w:pPr>
+      <w:r>
+        <w:rPr>
+          <w:b/>
+          <w:bCs/>
+        </w:rPr>
+        <w:t>Wichtigster technischer Schritt</w:t>
+      </w:r>
+    </w:p>
+    <w:p>
+      <w:r>
+        <w:t>Aktuell:</w:t>
+      </w:r>
+    </w:p>
+    <w:p>
+      <w:r>
+        <w:rPr>
+          <w:rFonts w:ascii="Segoe UI Emoji" w:hAnsi="Segoe UI Emoji" w:cs="Segoe UI Emoji"/>
+        </w:rPr>
+        <w:t>❌</w:t>
+      </w:r>
+      <w:r>
+        <w:t xml:space="preserve"> </w:t>
+      </w:r>
+      <w:proofErr w:type="spellStart"/>
+      <w:r>
+        <w:t>Hardcodierte</w:t>
+      </w:r>
+      <w:proofErr w:type="spellEnd"/>
+      <w:r>
+        <w:t xml:space="preserve"> Lösungen</w:t>
+      </w:r>
+    </w:p>
+    <w:p>
+      <w:r>
+        <w:t>Neu:</w:t>
+      </w:r>
+    </w:p>
+    <w:p>
+      <w:r>
+        <w:t>Musterlösung.xlsx</w:t>
+      </w:r>
+      <w:r>
+        <w:br/>
+        <w:t>↓</w:t>
+      </w:r>
+      <w:r>
+        <w:br/>
+        <w:t>Vergleich</w:t>
+      </w:r>
+      <w:r>
+        <w:br/>
+        <w:t>↓</w:t>
+      </w:r>
+      <w:r>
+        <w:br/>
+        <w:t>Student.xlsx</w:t>
+      </w:r>
+    </w:p>
+    <w:p>
+      <w:r>
+        <w:pict w14:anchorId="1D19F103">
+          <v:rect id="_x0000_i1133" style="width:0;height:1.5pt" o:hralign="center" o:hrstd="t" o:hr="t" fillcolor="#a0a0a0" stroked="f"/>
+        </w:pict>
+      </w:r>
+    </w:p>
+    <w:p>
+      <w:pPr>
+        <w:rPr>
+          <w:b/>
+          <w:bCs/>
+        </w:rPr>
+      </w:pPr>
+      <w:r>
+        <w:rPr>
+          <w:b/>
+          <w:bCs/>
+        </w:rPr>
+        <w:t>Ergebnis</w:t>
+      </w:r>
+    </w:p>
+    <w:p>
+      <w:r>
+        <w:t>Aufgabe 1</w:t>
+      </w:r>
+      <w:r>
+        <w:br/>
+      </w:r>
+      <w:r>
+        <w:rPr>
+          <w:rFonts w:ascii="Segoe UI Symbol" w:hAnsi="Segoe UI Symbol" w:cs="Segoe UI Symbol"/>
+        </w:rPr>
+        <w:t>✔</w:t>
+      </w:r>
+      <w:r>
+        <w:t xml:space="preserve"> richtig</w:t>
+      </w:r>
+      <w:r>
+        <w:br/>
+      </w:r>
+      <w:r>
+        <w:br/>
+        <w:t>Aufgabe 2</w:t>
+      </w:r>
+      <w:r>
+        <w:br/>
+      </w:r>
+      <w:r>
+        <w:rPr>
+          <w:rFonts w:ascii="Segoe UI Symbol" w:hAnsi="Segoe UI Symbol" w:cs="Segoe UI Symbol"/>
+        </w:rPr>
+        <w:t>✘</w:t>
+      </w:r>
+      <w:r>
+        <w:t xml:space="preserve"> falsch</w:t>
+      </w:r>
+      <w:r>
+        <w:br/>
+      </w:r>
+      <w:r>
+        <w:br/>
+        <w:t>Richtige L</w:t>
+      </w:r>
+      <w:r>
+        <w:rPr>
+          <w:rFonts w:ascii="Aptos" w:hAnsi="Aptos" w:cs="Aptos"/>
+        </w:rPr>
+        <w:t>ö</w:t>
+      </w:r>
+      <w:r>
+        <w:t>sung:</w:t>
+      </w:r>
+      <w:r>
+        <w:br/>
+        <w:t>...</w:t>
+      </w:r>
+    </w:p>
+    <w:p>
+      <w:r>
+        <w:pict w14:anchorId="073FC750">
+          <v:rect id="_x0000_i1134" style="width:0;height:1.5pt" o:hralign="center" o:hrstd="t" o:hr="t" fillcolor="#a0a0a0" stroked="f"/>
+        </w:pict>
+      </w:r>
+    </w:p>
+    <w:p>
+      <w:pPr>
+        <w:rPr>
+          <w:b/>
+          <w:bCs/>
+        </w:rPr>
+      </w:pPr>
+      <w:r>
+        <w:rPr>
+          <w:b/>
+          <w:bCs/>
+        </w:rPr>
+        <w:t>Phase 10 – Feedback &amp; Statistik</w:t>
+      </w:r>
+    </w:p>
+    <w:p>
+      <w:pPr>
+        <w:rPr>
+          <w:b/>
+          <w:bCs/>
+        </w:rPr>
+      </w:pPr>
+      <w:r>
+        <w:rPr>
+          <w:b/>
+          <w:bCs/>
+        </w:rPr>
+        <w:t>Feedback-Datei</w:t>
+      </w:r>
+    </w:p>
+    <w:p>
+      <w:r>
+        <w:t>Ergebnis.xlsx</w:t>
+      </w:r>
+    </w:p>
+    <w:p>
+      <w:r>
+        <w:t>mit:</w:t>
+      </w:r>
+    </w:p>
+    <w:p>
+      <w:r>
+        <w:t>Punkte</w:t>
+      </w:r>
+      <w:r>
+        <w:br/>
+      </w:r>
+      <w:r>
+        <w:br/>
+        <w:t>Kommentar je Aufgabe</w:t>
+      </w:r>
+      <w:r>
+        <w:br/>
+      </w:r>
+      <w:r>
+        <w:lastRenderedPageBreak/>
+        <w:br/>
+        <w:t>Richtige Lösung</w:t>
+      </w:r>
+    </w:p>
+    <w:p>
+      <w:r>
+        <w:pict w14:anchorId="34CE0145">
+          <v:rect id="_x0000_i1135" style="width:0;height:1.5pt" o:hralign="center" o:hrstd="t" o:hr="t" fillcolor="#a0a0a0" stroked="f"/>
+        </w:pict>
+      </w:r>
+    </w:p>
+    <w:p>
+      <w:pPr>
+        <w:rPr>
+          <w:b/>
+          <w:bCs/>
+        </w:rPr>
+      </w:pPr>
+      <w:r>
+        <w:rPr>
+          <w:b/>
+          <w:bCs/>
+        </w:rPr>
+        <w:t>Dozentenstatistik</w:t>
+      </w:r>
+    </w:p>
+    <w:p>
+      <w:r>
+        <w:t>Button:</w:t>
+      </w:r>
+    </w:p>
+    <w:p>
+      <w:r>
+        <w:t>Ergebnisse ansehen</w:t>
+      </w:r>
+    </w:p>
+    <w:p>
+      <w:r>
+        <w:t>zeigt:</w:t>
+      </w:r>
+    </w:p>
+    <w:p>
+      <w:r>
+        <w:t>Max Mustermann</w:t>
+      </w:r>
+      <w:r>
+        <w:br/>
+        <w:t>80 %</w:t>
+      </w:r>
+      <w:r>
+        <w:br/>
+      </w:r>
+      <w:r>
+        <w:br/>
+        <w:t>Anna Schmidt</w:t>
+      </w:r>
+      <w:r>
+        <w:br/>
+        <w:t>95 %</w:t>
+      </w:r>
+      <w:r>
+        <w:br/>
+      </w:r>
+      <w:r>
+        <w:br/>
+        <w:t>Peter Müller</w:t>
+      </w:r>
+      <w:r>
+        <w:br/>
+        <w:t>40 %</w:t>
+      </w:r>
+    </w:p>
+    <w:p>
+      <w:r>
+        <w:pict w14:anchorId="5E1394E9">
+          <v:rect id="_x0000_i1136" style="width:0;height:1.5pt" o:hralign="center" o:hrstd="t" o:hr="t" fillcolor="#a0a0a0" stroked="f"/>
+        </w:pict>
+      </w:r>
+    </w:p>
+    <w:p>
+      <w:pPr>
+        <w:rPr>
+          <w:b/>
+          <w:bCs/>
+        </w:rPr>
+      </w:pPr>
+      <w:r>
+        <w:rPr>
+          <w:b/>
+          <w:bCs/>
+        </w:rPr>
+        <w:t>Archivierung</w:t>
+      </w:r>
+    </w:p>
+    <w:p>
+      <w:r>
+        <w:t>Prüfungen/</w:t>
+      </w:r>
+      <w:r>
+        <w:br/>
+        <w:t>└── Gruppe_5</w:t>
+      </w:r>
+      <w:r>
+        <w:br/>
+      </w:r>
+      <w:r>
+        <w:br/>
+        <w:t>Ergebnisse/</w:t>
+      </w:r>
+      <w:r>
+        <w:br/>
+        <w:t>└── Gruppe_5</w:t>
       </w:r>
     </w:p>
     <w:p/>
@@ -569,7 +1601,6 @@
     <w:next w:val="Standard"/>
     <w:link w:val="berschrift2Zchn"/>
     <w:uiPriority w:val="9"/>
-    <w:semiHidden/>
     <w:unhideWhenUsed/>
     <w:qFormat/>
     <w:rsid w:val="00756495"/>
@@ -744,7 +1775,6 @@
   <w:style w:type="character" w:default="1" w:styleId="Absatz-Standardschriftart">
     <w:name w:val="Default Paragraph Font"/>
     <w:uiPriority w:val="1"/>
-    <w:semiHidden/>
     <w:unhideWhenUsed/>
   </w:style>
   <w:style w:type="table" w:default="1" w:styleId="NormaleTabelle">
@@ -786,7 +1816,6 @@
     <w:basedOn w:val="Absatz-Standardschriftart"/>
     <w:link w:val="berschrift2"/>
     <w:uiPriority w:val="9"/>
-    <w:semiHidden/>
     <w:rsid w:val="00756495"/>
     <w:rPr>
       <w:rFonts w:asciiTheme="majorHAnsi" w:eastAsiaTheme="majorEastAsia" w:hAnsiTheme="majorHAnsi" w:cstheme="majorBidi"/>
